--- a/doc/отчет_2_лаба_ос.docx
+++ b/doc/отчет_2_лаба_ос.docx
@@ -132,7 +132,6 @@
           <w:b/>
           <w:sz w:val="28"/>
           <w:szCs w:val="28"/>
-          <w:lang w:val="en-US"/>
         </w:rPr>
         <w:t>2</w:t>
       </w:r>
@@ -459,7 +458,7 @@
           <w:sz w:val="28"/>
           <w:szCs w:val="28"/>
         </w:rPr>
-        <w:t>Б–</w:t>
+        <w:t>Б</w:t>
       </w:r>
       <w:r>
         <w:rPr>
@@ -468,7 +467,34 @@
           <w:sz w:val="28"/>
           <w:szCs w:val="28"/>
         </w:rPr>
-        <w:t>20</w:t>
+        <w:t>В</w:t>
+      </w:r>
+      <w:r>
+        <w:rPr>
+          <w:rFonts w:ascii="Times New Roman" w:eastAsia="Times New Roman" w:hAnsi="Times New Roman" w:cs="Times New Roman"/>
+          <w:color w:val="000000"/>
+          <w:sz w:val="28"/>
+          <w:szCs w:val="28"/>
+        </w:rPr>
+        <w:t>–</w:t>
+      </w:r>
+      <w:r>
+        <w:rPr>
+          <w:rFonts w:ascii="Times New Roman" w:eastAsia="Times New Roman" w:hAnsi="Times New Roman" w:cs="Times New Roman"/>
+          <w:color w:val="000000"/>
+          <w:sz w:val="28"/>
+          <w:szCs w:val="28"/>
+        </w:rPr>
+        <w:t>2</w:t>
+      </w:r>
+      <w:r>
+        <w:rPr>
+          <w:rFonts w:ascii="Times New Roman" w:eastAsia="Times New Roman" w:hAnsi="Times New Roman" w:cs="Times New Roman"/>
+          <w:color w:val="000000"/>
+          <w:sz w:val="28"/>
+          <w:szCs w:val="28"/>
+        </w:rPr>
+        <w:t>4</w:t>
       </w:r>
     </w:p>
     <w:p>
@@ -649,7 +675,6 @@
           <w:color w:val="000000"/>
           <w:sz w:val="28"/>
           <w:szCs w:val="28"/>
-          <w:lang w:val="en-US"/>
         </w:rPr>
         <w:t>5</w:t>
       </w:r>
@@ -703,7 +728,6 @@
           <w:color w:val="auto"/>
           <w:sz w:val="28"/>
           <w:szCs w:val="28"/>
-          <w:lang w:val="en-US"/>
         </w:rPr>
       </w:pPr>
       <w:r>
@@ -887,7 +911,6 @@
           <w:color w:val="000000"/>
           <w:sz w:val="28"/>
           <w:szCs w:val="28"/>
-          <w:lang w:val="en-US"/>
         </w:rPr>
       </w:pPr>
       <w:r>
@@ -6770,6 +6793,7 @@
                 <w:color w:val="000000" w:themeColor="text1"/>
                 <w:sz w:val="21"/>
                 <w:szCs w:val="21"/>
+                <w:lang w:val="en-US"/>
               </w:rPr>
             </w:pPr>
             <w:r>
@@ -6788,6 +6812,7 @@
                 <w:color w:val="000000" w:themeColor="text1"/>
                 <w:sz w:val="21"/>
                 <w:szCs w:val="21"/>
+                <w:lang w:val="en-US"/>
               </w:rPr>
               <w:t xml:space="preserve"> </w:t>
             </w:r>
@@ -6807,6 +6832,7 @@
                 <w:color w:val="000000" w:themeColor="text1"/>
                 <w:sz w:val="21"/>
                 <w:szCs w:val="21"/>
+                <w:lang w:val="en-US"/>
               </w:rPr>
               <w:t xml:space="preserve"> = </w:t>
             </w:r>
@@ -6828,6 +6854,7 @@
                 <w:color w:val="000000" w:themeColor="text1"/>
                 <w:sz w:val="21"/>
                 <w:szCs w:val="21"/>
+                <w:lang w:val="en-US"/>
               </w:rPr>
               <w:t>(</w:t>
             </w:r>
@@ -6850,6 +6877,7 @@
                 <w:color w:val="000000" w:themeColor="text1"/>
                 <w:sz w:val="21"/>
                 <w:szCs w:val="21"/>
+                <w:lang w:val="en-US"/>
               </w:rPr>
               <w:t>[</w:t>
             </w:r>
@@ -6860,6 +6888,7 @@
                 <w:color w:val="000000" w:themeColor="text1"/>
                 <w:sz w:val="21"/>
                 <w:szCs w:val="21"/>
+                <w:lang w:val="en-US"/>
               </w:rPr>
               <w:t>7]</w:t>
             </w:r>
@@ -6870,6 +6899,7 @@
                 <w:color w:val="000000" w:themeColor="text1"/>
                 <w:sz w:val="21"/>
                 <w:szCs w:val="21"/>
+                <w:lang w:val="en-US"/>
               </w:rPr>
               <w:t>);  /</w:t>
             </w:r>
@@ -6880,8 +6910,37 @@
                 <w:color w:val="000000" w:themeColor="text1"/>
                 <w:sz w:val="21"/>
                 <w:szCs w:val="21"/>
-              </w:rPr>
-              <w:t>/ число потоков</w:t>
+                <w:lang w:val="en-US"/>
+              </w:rPr>
+              <w:t xml:space="preserve">/ </w:t>
+            </w:r>
+            <w:r>
+              <w:rPr>
+                <w:rFonts w:ascii="Consolas" w:eastAsia="Times New Roman" w:hAnsi="Consolas" w:cs="Times New Roman"/>
+                <w:color w:val="000000" w:themeColor="text1"/>
+                <w:sz w:val="21"/>
+                <w:szCs w:val="21"/>
+              </w:rPr>
+              <w:t>число</w:t>
+            </w:r>
+            <w:r>
+              <w:rPr>
+                <w:rFonts w:ascii="Consolas" w:eastAsia="Times New Roman" w:hAnsi="Consolas" w:cs="Times New Roman"/>
+                <w:color w:val="000000" w:themeColor="text1"/>
+                <w:sz w:val="21"/>
+                <w:szCs w:val="21"/>
+                <w:lang w:val="en-US"/>
+              </w:rPr>
+              <w:t xml:space="preserve"> </w:t>
+            </w:r>
+            <w:r>
+              <w:rPr>
+                <w:rFonts w:ascii="Consolas" w:eastAsia="Times New Roman" w:hAnsi="Consolas" w:cs="Times New Roman"/>
+                <w:color w:val="000000" w:themeColor="text1"/>
+                <w:sz w:val="21"/>
+                <w:szCs w:val="21"/>
+              </w:rPr>
+              <w:t>потоков</w:t>
             </w:r>
           </w:p>
           <w:p>
@@ -6894,6 +6953,7 @@
                 <w:color w:val="000000" w:themeColor="text1"/>
                 <w:sz w:val="21"/>
                 <w:szCs w:val="21"/>
+                <w:lang w:val="en-US"/>
               </w:rPr>
             </w:pPr>
           </w:p>
@@ -6916,6 +6976,7 @@
                 <w:color w:val="000000" w:themeColor="text1"/>
                 <w:sz w:val="21"/>
                 <w:szCs w:val="21"/>
+                <w:lang w:val="en-US"/>
               </w:rPr>
               <w:t xml:space="preserve">    </w:t>
             </w:r>
@@ -8147,8 +8208,20 @@
                 <w:szCs w:val="21"/>
                 <w:lang w:val="en-US"/>
               </w:rPr>
-              <w:t>| !args</w:t>
-            </w:r>
+              <w:t>| !</w:t>
+            </w:r>
+            <w:proofErr w:type="spellStart"/>
+            <w:r>
+              <w:rPr>
+                <w:rFonts w:ascii="Consolas" w:eastAsia="Times New Roman" w:hAnsi="Consolas" w:cs="Times New Roman"/>
+                <w:color w:val="000000" w:themeColor="text1"/>
+                <w:sz w:val="21"/>
+                <w:szCs w:val="21"/>
+                <w:lang w:val="en-US"/>
+              </w:rPr>
+              <w:t>args</w:t>
+            </w:r>
+            <w:proofErr w:type="spellEnd"/>
             <w:proofErr w:type="gramEnd"/>
             <w:r>
               <w:rPr>
@@ -10070,6 +10143,7 @@
                 <w:color w:val="000000" w:themeColor="text1"/>
                 <w:sz w:val="21"/>
                 <w:szCs w:val="21"/>
+                <w:lang w:val="en-US"/>
               </w:rPr>
             </w:pPr>
             <w:r>
@@ -10097,6 +10171,7 @@
                 <w:color w:val="000000" w:themeColor="text1"/>
                 <w:sz w:val="21"/>
                 <w:szCs w:val="21"/>
+                <w:lang w:val="en-US"/>
               </w:rPr>
               <w:t xml:space="preserve">1 += </w:t>
             </w:r>
@@ -10118,6 +10193,7 @@
                 <w:color w:val="000000" w:themeColor="text1"/>
                 <w:sz w:val="21"/>
                 <w:szCs w:val="21"/>
+                <w:lang w:val="en-US"/>
               </w:rPr>
               <w:t>[</w:t>
             </w:r>
@@ -10140,6 +10216,7 @@
                 <w:color w:val="000000" w:themeColor="text1"/>
                 <w:sz w:val="21"/>
                 <w:szCs w:val="21"/>
+                <w:lang w:val="en-US"/>
               </w:rPr>
               <w:t>].</w:t>
             </w:r>
@@ -10160,6 +10237,7 @@
                 <w:color w:val="000000" w:themeColor="text1"/>
                 <w:sz w:val="21"/>
                 <w:szCs w:val="21"/>
+                <w:lang w:val="en-US"/>
               </w:rPr>
               <w:t>1;</w:t>
             </w:r>
@@ -10183,6 +10261,7 @@
                 <w:color w:val="000000" w:themeColor="text1"/>
                 <w:sz w:val="21"/>
                 <w:szCs w:val="21"/>
+                <w:lang w:val="en-US"/>
               </w:rPr>
               <w:t xml:space="preserve">        </w:t>
             </w:r>
@@ -12246,7 +12325,6 @@
           <w:rFonts w:ascii="Times New Roman" w:hAnsi="Times New Roman" w:cs="Times New Roman"/>
           <w:sz w:val="28"/>
           <w:szCs w:val="28"/>
-          <w:lang w:val="en-US"/>
         </w:rPr>
       </w:pPr>
     </w:p>
@@ -13698,7 +13776,6 @@
           <w:bCs/>
           <w:sz w:val="28"/>
           <w:szCs w:val="28"/>
-          <w:lang w:val="en-US"/>
         </w:rPr>
       </w:pPr>
     </w:p>
@@ -13711,7 +13788,6 @@
           <w:bCs/>
           <w:sz w:val="28"/>
           <w:szCs w:val="28"/>
-          <w:lang w:val="en-US"/>
         </w:rPr>
       </w:pPr>
     </w:p>
@@ -13900,6 +13976,7 @@
         <w:rPr>
           <w:rFonts w:ascii="Times New Roman" w:hAnsi="Times New Roman" w:cs="Times New Roman"/>
           <w:b/>
+          <w:noProof/>
           <w:sz w:val="28"/>
           <w:szCs w:val="28"/>
         </w:rPr>
@@ -14092,6 +14169,7 @@
         <w:rPr>
           <w:rFonts w:ascii="Times New Roman" w:hAnsi="Times New Roman" w:cs="Times New Roman"/>
           <w:b/>
+          <w:noProof/>
           <w:sz w:val="28"/>
           <w:szCs w:val="28"/>
         </w:rPr>
@@ -18079,6 +18157,7 @@
   <w:style w:type="character" w:default="1" w:styleId="a0">
     <w:name w:val="Default Paragraph Font"/>
     <w:uiPriority w:val="1"/>
+    <w:semiHidden/>
     <w:unhideWhenUsed/>
   </w:style>
   <w:style w:type="table" w:default="1" w:styleId="a1">
